--- a/Documentacion/Producto3/PérezAlcántaraAlejandro_FormatoPruebasBeta_10D.docx
+++ b/Documentacion/Producto3/PérezAlcántaraAlejandro_FormatoPruebasBeta_10D.docx
@@ -26,7 +26,7 @@
           <w:i w:val="0"/>
           <w:sz w:val="24"/>
         </w:rPr>
-        <w:t>Formato de Pruebas Beta  ·  Versión 0.2</w:t>
+        <w:t>Formato de Pruebas Beta  ·  Versión 1.0</w:t>
       </w:r>
     </w:p>
     <w:p>
